--- a/Paladin_Compliance_2.7_Incident_Classification_Operational_Severity_and_Governance_Escalation_Conditions.docx
+++ b/Paladin_Compliance_2.7_Incident_Classification_Operational_Severity_and_Governance_Escalation_Conditions.docx
@@ -42,7 +42,7 @@
           <w:color w:val="263244"/>
           <w:sz w:val="19"/>
         </w:rPr>
-        <w:t>This section establishes a governance-aware incident classification model for organizations utilizing AI-assisted workflows, externally mediated services, operational dashboards, and distributed evidence environments. Incident handling under this framework is not limited to technical interruption or security response. It includes operational conditions that alter institutional exposure, weaken assurance, affect externally relied-upon representations, compromise evidence continuity, or cause accountable decision authority to become unclear.</w:t>
+        <w:t>This section establishes a governance-aware incident classification model for organizations utilizing AI-assisted workflows, externally mediated services, operational dashboards, and distributed evidence environments. Incident handling under this framework is not limited to technical interruption or security response. It includes operational conditions that alter institutional exposure, weaken confidence, affect externally relied-upon representations, compromise evidence continuity, or cause accountable decision authority to become unclear.</w:t>
       </w:r>
     </w:p>
     <w:p>
@@ -57,7 +57,7 @@
           <w:color w:val="263244"/>
           <w:sz w:val="19"/>
         </w:rPr>
-        <w:t>Incident severity is treated as a consequence-based governance determination rather than a label assigned by operational inconvenience alone. A localized workflow defect may remain operational if the affected population is limited, evidence remains reliable, and decision authority is intact. Conversely, a low-volume issue may become governance-significant when it affects a customer-facing representation, an assurance artifact, an executive report, a vendor dependency, an AI-generated classification, or an unresolved exposure that no single owner can contain.</w:t>
+        <w:t>Incident severity is treated as a consequence-based governance determination rather than a label assigned by operational inconvenience alone. A localized workflow defect may remain operational if the affected population is limited, evidence remains reliable, and decision authority is intact. Conversely, a low-volume issue may become governance-significant when it affects a customer-facing representation, a confidence artifact, an executive report, a vendor dependency, an AI-generated classification, or an unresolved exposure that no single owner can contain.</w:t>
       </w:r>
     </w:p>
     <w:p>
@@ -504,7 +504,7 @@
                 <w:color w:val="263244"/>
                 <w:sz w:val="16"/>
               </w:rPr>
-              <w:t>The issue affects assurance, customer-facing information, decision evidence, role authority, or externally visible posture.</w:t>
+              <w:t>The issue affects confidence, customer-facing information, decision evidence, role authority, or externally visible posture.</w:t>
             </w:r>
           </w:p>
         </w:tc>
@@ -728,7 +728,7 @@
                 <w:color w:val="263244"/>
                 <w:sz w:val="16"/>
               </w:rPr>
-              <w:t>Customers, partners, investors, vendors, regulators, or public audiences may act on affected information or assurance.</w:t>
+              <w:t>Customers, partners, investors, vendors, regulators, or public audiences may act on affected information or confidence.</w:t>
             </w:r>
           </w:p>
         </w:tc>
@@ -866,7 +866,7 @@
                 <w:color w:val="263244"/>
                 <w:sz w:val="16"/>
               </w:rPr>
-              <w:t>Local closure may create false assurance because the root condition survives across operating areas.</w:t>
+              <w:t>Local closure may create false confidence because the root condition survives across operating areas.</w:t>
             </w:r>
           </w:p>
         </w:tc>
@@ -1086,7 +1086,7 @@
                 <w:color w:val="263244"/>
                 <w:sz w:val="16"/>
               </w:rPr>
-              <w:t>Assurance artifact affected</w:t>
+              <w:t>Confidence artifact affected</w:t>
             </w:r>
           </w:p>
         </w:tc>
@@ -1653,7 +1653,7 @@
           <w:color w:val="263244"/>
           <w:sz w:val="19"/>
         </w:rPr>
-        <w:t>Severity calibration requires more than incident volume, outage duration, or visible urgency. The same operational defect may carry different governance consequence depending on affected audience, information sensitivity, evidence survivability, contractual reliance, vendor involvement, decision timing, and whether unresolved exposure migrates into a representation or assurance process. The classification model therefore evaluates consequence pathways before assigning escalation route.</w:t>
+        <w:t>Severity calibration requires more than incident volume, outage duration, or visible urgency. The same operational defect may carry different governance consequence depending on affected audience, information sensitivity, evidence survivability, contractual reliance, vendor involvement, decision timing, and whether unresolved exposure migrates into a representation or confidence process. The classification model therefore evaluates consequence pathways before assigning escalation route.</w:t>
       </w:r>
     </w:p>
     <w:p>
@@ -1988,7 +1988,7 @@
                 <w:color w:val="263244"/>
                 <w:sz w:val="16"/>
               </w:rPr>
-              <w:t>Affected information has been used in customer, executive, vendor, assurance, or external representations.</w:t>
+              <w:t>Affected information has been used in customer, executive, vendor, confidence, or external representations.</w:t>
             </w:r>
           </w:p>
         </w:tc>
@@ -3066,7 +3066,7 @@
                 <w:color w:val="263244"/>
                 <w:sz w:val="16"/>
               </w:rPr>
-              <w:t>Assurance may be overstated until population is reconciled.</w:t>
+              <w:t>Confidence may be overstated until population is reconciled.</w:t>
             </w:r>
           </w:p>
         </w:tc>
@@ -3586,7 +3586,7 @@
                 <w:color w:val="263244"/>
                 <w:sz w:val="16"/>
               </w:rPr>
-              <w:t>Identify whether any affected item carries assurance, executive, or customer significance.</w:t>
+              <w:t>Identify whether any affected item carries confidence, executive, or customer significance.</w:t>
             </w:r>
           </w:p>
         </w:tc>
@@ -4586,7 +4586,7 @@
                 <w:color w:val="263244"/>
                 <w:sz w:val="16"/>
               </w:rPr>
-              <w:t>Status, assurance, executive narrative, or customer communication no longer matches reality.</w:t>
+              <w:t>Status, confidence, executive narrative, or customer communication no longer matches reality.</w:t>
             </w:r>
           </w:p>
         </w:tc>
@@ -5470,7 +5470,7 @@
                 <w:color w:val="263244"/>
                 <w:sz w:val="16"/>
               </w:rPr>
-              <w:t>A customer requests status after seeing a delayed public verification update.</w:t>
+              <w:t>A customer requests status after seeing a delayed public registry record update.</w:t>
             </w:r>
           </w:p>
         </w:tc>
@@ -6022,7 +6022,7 @@
                 <w:color w:val="263244"/>
                 <w:sz w:val="16"/>
               </w:rPr>
-              <w:t>Status language is repeated in reports, customer updates, executive decks, or assurance packages.</w:t>
+              <w:t>Status language is repeated in reports, customer updates, executive decks, or confidence packages.</w:t>
             </w:r>
           </w:p>
         </w:tc>
@@ -7441,7 +7441,7 @@
                 <w:color w:val="263244"/>
                 <w:sz w:val="16"/>
               </w:rPr>
-              <w:t>Separate plausible impact from verified consequence.</w:t>
+              <w:t>Separate plausible impact from reviewed consequence.</w:t>
             </w:r>
           </w:p>
         </w:tc>
@@ -8645,7 +8645,7 @@
           <w:color w:val="263244"/>
           <w:sz w:val="19"/>
         </w:rPr>
-        <w:t>Escalation routing must match the decision required, not merely the team affected. Operational owners can restore service, correct records, and coordinate containment, but governance escalation is necessary when institutional consequence requires authority over assurance, representation, residual exposure, cross-functional dependency, vendor reliance, or external communication. The route must therefore distinguish informational escalation from decisional escalation.</w:t>
+        <w:t>Escalation routing must match the decision required, not merely the team affected. Operational owners can restore service, correct records, and coordinate containment, but governance escalation is necessary when institutional consequence requires authority over confidence, representation, residual exposure, cross-functional dependency, vendor reliance, or external communication. The route must therefore distinguish informational escalation from decisional escalation.</w:t>
       </w:r>
     </w:p>
     <w:p>
@@ -8985,7 +8985,7 @@
                 <w:color w:val="263244"/>
                 <w:sz w:val="16"/>
               </w:rPr>
-              <w:t>Incident affects control reliability, evidence sufficiency, assurance, or accountability mapping.</w:t>
+              <w:t>Incident affects control reliability, evidence sufficiency, confidence, or accountability mapping.</w:t>
             </w:r>
           </w:p>
         </w:tc>
@@ -9485,7 +9485,7 @@
                 <w:color w:val="263244"/>
                 <w:sz w:val="16"/>
               </w:rPr>
-              <w:t>Messages become inconsistent or exceed verified facts.</w:t>
+              <w:t>Messages become inconsistent or exceed documented facts.</w:t>
             </w:r>
           </w:p>
         </w:tc>
@@ -9728,7 +9728,7 @@
                 <w:color w:val="263244"/>
                 <w:sz w:val="16"/>
               </w:rPr>
-              <w:t>Closure without residual ownership creates false assurance.</w:t>
+              <w:t>Closure without residual ownership creates false confidence.</w:t>
             </w:r>
           </w:p>
         </w:tc>
@@ -9813,7 +9813,7 @@
                 <w:color w:val="263244"/>
                 <w:sz w:val="16"/>
               </w:rPr>
-              <w:t>Operational issue affects evidence, assurance, external representation, or authority.</w:t>
+              <w:t>Operational issue affects evidence, confidence, external representation, or authority.</w:t>
             </w:r>
           </w:p>
         </w:tc>
@@ -12540,7 +12540,7 @@
           <w:color w:val="263244"/>
           <w:sz w:val="19"/>
         </w:rPr>
-        <w:t>Escalation shall be routed to the authority capable of deciding the matter requiring decision. Operational restoration may remain with the process owner, while governance escalation may be required for evidence preservation, residual exposure acceptance, external communication, assurance correction, vendor dependency review, executive tradeoff, or cross-functional accountability assignment. Informational notification shall not be treated as decisional escalation unless authority, rationale, and disposition are preserved.</w:t>
+        <w:t>Escalation shall be routed to the authority capable of deciding the matter requiring decision. Operational restoration may remain with the process owner, while governance escalation may be required for evidence preservation, residual exposure acceptance, external communication, confidence correction, vendor dependency review, executive tradeoff, or cross-functional accountability assignment. Informational notification shall not be treated as decisional escalation unless authority, rationale, and disposition are preserved.</w:t>
       </w:r>
     </w:p>
     <w:p>
